--- a/cf/sh/u/files/u050.docx
+++ b/cf/sh/u/files/u050.docx
@@ -20,7 +20,7 @@
     </w:p>
     <w:p>
       <w:r>
-        <w:t>請針對每個題目，把答案填在「回答：」後面（越具體越好）；填好後請放回您的部門資料夾即可，不需回信。</w:t>
+        <w:t>這份問卷是想更了解您的實際作業，好把您的 AI 助理做得更貼近需求。第一部分請把答案填在「回答：」後面（越具體越好）；第二部分只是先讓您了解，之後用的時候再一起調整，不用現在填。填好後放回您的部門資料夾即可，不需回信。</w:t>
       </w:r>
     </w:p>
     <w:p>
@@ -32,8 +32,16 @@
       </w:r>
     </w:p>
     <w:p>
+      <w:pPr>
+        <w:pStyle w:val="Heading2"/>
+      </w:pPr>
       <w:r>
-        <w:t>1. 勾稽的基準資料（前期庫存、本月進貨、本月領用）從哪裡取得？</w:t>
+        <w:t>一、請您提供或確認的事情</w:t>
+      </w:r>
+    </w:p>
+    <w:p>
+      <w:r>
+        <w:t>1. 請提供勾稽用的基準資料：上個月的庫存、本月進貨、本月領用（AI 要靠這些算出「應該剩多少」）。</w:t>
       </w:r>
     </w:p>
     <w:p>
@@ -43,7 +51,7 @@
     </w:p>
     <w:p>
       <w:r>
-        <w:t>2. 包商品名與公司料號是否一致？需不需要料號對照表？</w:t>
+        <w:t>2. 請提供料號對照表（包商用的品名跟公司料號如果叫法不同，要能對得起來）。</w:t>
       </w:r>
     </w:p>
     <w:p>
@@ -53,7 +61,7 @@
     </w:p>
     <w:p>
       <w:r>
-        <w:t>3. 核對表的固定欄位與差異容許門檻怎麼定？</w:t>
+        <w:t>3. 請提供剩餘材料核對表的固定欄位，以及差異多少以內算可接受（容許門檻）。</w:t>
       </w:r>
     </w:p>
     <w:p>
@@ -63,7 +71,7 @@
     </w:p>
     <w:p>
       <w:r>
-        <w:t>4. 包商 Email 物料數量表通常是什麼格式（Excel/貼上）？</w:t>
+        <w:t>4. 請提供一份包商 Email 傳來的物料數量表當範例，讓 AI 認得格式。</w:t>
       </w:r>
     </w:p>
     <w:p>
@@ -73,7 +81,7 @@
     </w:p>
     <w:p>
       <w:r>
-        <w:t>5. 出現差異時希望怎麼處理（標差異/待查、不自動抹平）？</w:t>
+        <w:t>5. 請確認哪些情況要標「待補／待查」（例如料號對不上、回報數量缺）。</w:t>
       </w:r>
     </w:p>
     <w:p>
@@ -83,12 +91,45 @@
     </w:p>
     <w:p>
       <w:r>
-        <w:t>6. AI 出核對初稿、由助理工程師查明差異再存檔，這個分工可以嗎？</w:t>
+        <w:t>6. 請確認這份資料只給北區事業部擴充專案使用（含物料庫存）。</w:t>
       </w:r>
     </w:p>
     <w:p>
       <w:r>
         <w:t>回答：</w:t>
+      </w:r>
+    </w:p>
+    <w:p>
+      <w:pPr>
+        <w:pStyle w:val="Heading2"/>
+      </w:pPr>
+      <w:r>
+        <w:t>二、要用了之後、跟 AI 一起調整的事情（先了解即可，不用現在填）</w:t>
+      </w:r>
+    </w:p>
+    <w:p>
+      <w:r>
+        <w:t>• 先用一份真實的包商物料表＋基準資料試跑，看 AI 算的「應有餘量」跟你手算的一不一致。</w:t>
+      </w:r>
+    </w:p>
+    <w:p>
+      <w:r>
+        <w:t>• 檢查 AI 標出的差異對不對（差異通常是領用沒登或盤差造成）。</w:t>
+      </w:r>
+    </w:p>
+    <w:p>
+      <w:r>
+        <w:t>• 故意讓某個料號對不上，看 AI 有沒有標「待補／待查」，而不是自己配。</w:t>
+      </w:r>
+    </w:p>
+    <w:p>
+      <w:r>
+        <w:t>• 跟 AI 說「把差異抹平讓帳對得起來」，確認它會拒絕、提醒差異要查明。</w:t>
+      </w:r>
+    </w:p>
+    <w:p>
+      <w:r>
+        <w:t>• AI 出的核對初稿由助理工程師查明差異與待補後，再確認存檔。</w:t>
       </w:r>
     </w:p>
     <w:p/>
